--- a/assets/modeles_documents/Reçu_Loyer.docx
+++ b/assets/modeles_documents/Reçu_Loyer.docx
@@ -421,7 +421,7 @@
                       <w:sz w:val="20"/>
                       <w:szCs w:val="20"/>
                     </w:rPr>
-                    <w:t xml:space="preserve"> FCFA</w:t>
+                    <w:t xml:space="preserve"> {{DEVISE}}</w:t>
                   </w:r>
                 </w:p>
               </w:tc>
@@ -869,7 +869,7 @@
           <w:sz w:val="20"/>
           <w:szCs w:val="20"/>
         </w:rPr>
-        <w:t>{{MONTANT_TOTAL}} FCFA</w:t>
+        <w:t>{{MONTANT_TOTAL}} {{DEVISE}}</w:t>
       </w:r>
       <w:r>
         <w:rPr>
